--- a/docs/Расписание_мероприятий_октябрь-декабрь_2026.docx
+++ b/docs/Расписание_мероприятий_октябрь-декабрь_2026.docx
@@ -58,7 +58,7 @@
           <w:sz w:val="20"/>
           <w:szCs w:val="20"/>
         </w:rPr>
-        <w:t xml:space="preserve">Все проходят по Пушкинской карте. 30 декабря «В гостях у сказки» прошло модерацию — теперь его тоже можно оплатить Пушкинской картой.</w:t>
+        <w:t xml:space="preserve">Все можно оплатить Пушкинской картой.</w:t>
       </w:r>
     </w:p>
     <w:p>
@@ -3467,7 +3467,6 @@
               <w:bottom w:val="single" w:color="D9D2C8" w:sz="4"/>
               <w:right w:val="single" w:color="D9D2C8" w:sz="4"/>
             </w:tcBorders>
-            <w:shd w:fill="FCEBD9" w:color="auto" w:val="clear"/>
             <w:tcMar>
               <w:top w:type="dxa" w:w="80"/>
               <w:left w:type="dxa" w:w="110"/>
@@ -3510,7 +3509,6 @@
               <w:bottom w:val="single" w:color="D9D2C8" w:sz="4"/>
               <w:right w:val="single" w:color="D9D2C8" w:sz="4"/>
             </w:tcBorders>
-            <w:shd w:fill="FCEBD9" w:color="auto" w:val="clear"/>
             <w:tcMar>
               <w:top w:type="dxa" w:w="80"/>
               <w:left w:type="dxa" w:w="110"/>
@@ -3540,7 +3538,6 @@
               <w:bottom w:val="single" w:color="D9D2C8" w:sz="4"/>
               <w:right w:val="single" w:color="D9D2C8" w:sz="4"/>
             </w:tcBorders>
-            <w:shd w:fill="FCEBD9" w:color="auto" w:val="clear"/>
             <w:tcMar>
               <w:top w:type="dxa" w:w="80"/>
               <w:left w:type="dxa" w:w="110"/>
@@ -3562,19 +3559,6 @@
               <w:t xml:space="preserve">В гостях у сказки</w:t>
             </w:r>
           </w:p>
-          <w:p>
-            <w:r>
-              <w:rPr>
-                <w:rFonts w:ascii="Arial" w:cs="Arial" w:eastAsia="Arial" w:hAnsi="Arial"/>
-                <w:b/>
-                <w:bCs/>
-                <w:color w:val="B9561B"/>
-                <w:sz w:val="17"/>
-                <w:szCs w:val="17"/>
-              </w:rPr>
-              <w:t xml:space="preserve">Новое: модерация пройдена, билеты по Пушкинской карте доступны</w:t>
-            </w:r>
-          </w:p>
         </w:tc>
         <w:tc>
           <w:tcPr>
@@ -3585,7 +3569,6 @@
               <w:bottom w:val="single" w:color="D9D2C8" w:sz="4"/>
               <w:right w:val="single" w:color="D9D2C8" w:sz="4"/>
             </w:tcBorders>
-            <w:shd w:fill="FCEBD9" w:color="auto" w:val="clear"/>
             <w:tcMar>
               <w:top w:type="dxa" w:w="80"/>
               <w:left w:type="dxa" w:w="110"/>
@@ -3626,7 +3609,6 @@
               <w:bottom w:val="single" w:color="D9D2C8" w:sz="4"/>
               <w:right w:val="single" w:color="D9D2C8" w:sz="4"/>
             </w:tcBorders>
-            <w:shd w:fill="FCEBD9" w:color="auto" w:val="clear"/>
             <w:tcMar>
               <w:top w:type="dxa" w:w="80"/>
               <w:left w:type="dxa" w:w="110"/>
@@ -3659,7 +3641,6 @@
               <w:bottom w:val="single" w:color="D9D2C8" w:sz="4"/>
               <w:right w:val="single" w:color="D9D2C8" w:sz="4"/>
             </w:tcBorders>
-            <w:shd w:fill="FCEBD9" w:color="auto" w:val="clear"/>
             <w:tcMar>
               <w:top w:type="dxa" w:w="80"/>
               <w:left w:type="dxa" w:w="110"/>
@@ -3689,26 +3670,25 @@
               <w:bottom w:val="single" w:color="D9D2C8" w:sz="4"/>
               <w:right w:val="single" w:color="D9D2C8" w:sz="4"/>
             </w:tcBorders>
-            <w:shd w:fill="FCEBD9" w:color="auto" w:val="clear"/>
-            <w:tcMar>
-              <w:top w:type="dxa" w:w="80"/>
-              <w:left w:type="dxa" w:w="110"/>
-              <w:bottom w:type="dxa" w:w="80"/>
-              <w:right w:type="dxa" w:w="110"/>
-            </w:tcMar>
-            <w:vAlign w:val="center"/>
-          </w:tcPr>
-          <w:p>
-            <w:r>
-              <w:rPr>
-                <w:rFonts w:ascii="Arial" w:cs="Arial" w:eastAsia="Arial" w:hAnsi="Arial"/>
-                <w:b/>
-                <w:bCs/>
-                <w:color w:val="B9561B"/>
-                <w:sz w:val="20"/>
-                <w:szCs w:val="20"/>
-              </w:rPr>
-              <w:t xml:space="preserve">Да — готово</w:t>
+            <w:tcMar>
+              <w:top w:type="dxa" w:w="80"/>
+              <w:left w:type="dxa" w:w="110"/>
+              <w:bottom w:type="dxa" w:w="80"/>
+              <w:right w:type="dxa" w:w="110"/>
+            </w:tcMar>
+            <w:vAlign w:val="center"/>
+          </w:tcPr>
+          <w:p>
+            <w:r>
+              <w:rPr>
+                <w:rFonts w:ascii="Arial" w:cs="Arial" w:eastAsia="Arial" w:hAnsi="Arial"/>
+                <w:b w:val="false"/>
+                <w:bCs w:val="false"/>
+                <w:color w:val="1F1B17"/>
+                <w:sz w:val="20"/>
+                <w:szCs w:val="20"/>
+              </w:rPr>
+              <w:t xml:space="preserve">Да</w:t>
             </w:r>
           </w:p>
         </w:tc>
